--- a/templates/agreement-addendum.docx
+++ b/templates/agreement-addendum.docx
@@ -372,77 +372,53 @@
       </w:pPr>
       <w:r>
         <w:rPr>
-          <w:bCs/>
-          <w:sz w:val="24"/>
-          <w:szCs w:val="24"/>
-        </w:rPr>
-        <w:t>и {client.fullName}, действующего на основании {client.actingBasis}, именуемое в дальнейшем «Заказчик» с другой стороны, вместе именуемые «Стороны», заключили договор о нижеследующем:</w:t>
-      </w:r>
-      <w:r>
-        <w:rPr>
+          <w:b w:val="0"/>
           <w:bCs/>
           <w:color w:val="000000" w:themeColor="text1"/>
           <w:sz w:val="24"/>
           <w:szCs w:val="24"/>
         </w:rPr>
-      </w:r>
-      <w:r>
-        <w:rPr>
-          <w:bCs/>
-          <w:sz w:val="24"/>
-          <w:szCs w:val="24"/>
-        </w:rPr>
-      </w:r>
-      <w:r>
-        <w:rPr>
-          <w:b/>
-          <w:sz w:val="24"/>
-          <w:szCs w:val="24"/>
-        </w:rPr>
-      </w:r>
-      <w:r>
-        <w:rPr>
-          <w:bCs/>
-          <w:color w:val="000000" w:themeColor="text1"/>
-          <w:spacing w:val="-7"/>
-          <w:sz w:val="24"/>
-          <w:szCs w:val="24"/>
-        </w:rPr>
-      </w:r>
-      <w:r>
-        <w:rPr>
-          <w:bCs/>
-          <w:color w:val="000000" w:themeColor="text1"/>
-          <w:spacing w:val="-7"/>
-          <w:sz w:val="24"/>
-          <w:szCs w:val="24"/>
-        </w:rPr>
-      </w:r>
-      <w:r>
-        <w:rPr>
-          <w:bCs/>
-          <w:color w:val="000000" w:themeColor="text1"/>
-          <w:spacing w:val="-7"/>
-          <w:sz w:val="24"/>
-          <w:szCs w:val="24"/>
-        </w:rPr>
+        <w:t xml:space="preserve">и </w:t>
       </w:r>
       <w:r>
         <w:rPr>
           <w:b/>
           <w:bCs/>
           <w:color w:val="000000" w:themeColor="text1"/>
-          <w:spacing w:val="-7"/>
-          <w:sz w:val="24"/>
-          <w:szCs w:val="24"/>
-        </w:rPr>
-      </w:r>
-      <w:r>
-        <w:rPr>
+          <w:sz w:val="24"/>
+          <w:szCs w:val="24"/>
+        </w:rPr>
+        <w:t>{client.fullName}</w:t>
+      </w:r>
+      <w:r>
+        <w:rPr>
+          <w:b w:val="0"/>
           <w:bCs/>
-          <w:sz w:val="24"/>
-          <w:szCs w:val="24"/>
-        </w:rPr>
+          <w:color w:val="000000" w:themeColor="text1"/>
+          <w:sz w:val="24"/>
+          <w:szCs w:val="24"/>
+        </w:rPr>
+        <w:t xml:space="preserve">, действующего на основании {client.actingBasis}, именуемое в дальнейшем </w:t>
+      </w:r>
+      <w:r>
+        <w:rPr>
+          <w:b/>
+          <w:bCs/>
+          <w:color w:val="000000" w:themeColor="text1"/>
+          <w:sz w:val="24"/>
+          <w:szCs w:val="24"/>
+        </w:rPr>
+        <w:t>«Заказчик»</w:t>
+      </w:r>
+      <w:r>
+        <w:rPr>
+          <w:b w:val="0"/>
+          <w:bCs/>
+          <w:color w:val="000000" w:themeColor="text1"/>
+          <w:sz w:val="24"/>
+          <w:szCs w:val="24"/>
+        </w:rPr>
+        <w:t xml:space="preserve"> с другой стороны, вместе именуемые «Стороны», заключили договор о нижеследующем:</w:t>
       </w:r>
     </w:p>
     <w:p>
@@ -616,6 +592,11 @@
       </w:r>
     </w:p>
     <w:p>
+      <w:r>
+        <w:t>{#priceItemsByObject}</w:t>
+      </w:r>
+    </w:p>
+    <w:p>
       <w:pPr>
         <w:spacing w:before="5" w:line="237" w:lineRule="auto"/>
         <w:ind w:left="329" w:right="471"/>
@@ -632,7 +613,7 @@
           <w:sz w:val="24"/>
           <w:szCs w:val="24"/>
         </w:rPr>
-        <w:t>{#priceItemsByObject}{objectName} ({objectAddress})</w:t>
+        <w:t>{objectName} ({objectAddress})</w:t>
       </w:r>
     </w:p>
     <w:tbl>
@@ -649,11 +630,13 @@
           <w:insideV w:val="single" w:sz="4" w:space="0" w:color="auto"/>
         </w:tblBorders>
         <w:tblLayout w:type="fixed"/>
+        <w:tblLook w:val="04A0" w:firstRow="1" w:lastRow="0" w:firstColumn="1" w:lastColumn="0" w:noHBand="0" w:noVBand="1"/>
         <w:tblCellMar>
-          <w:left w:w="0" w:type="dxa"/>
-          <w:right w:w="0" w:type="dxa"/>
+          <w:top w:w="60" w:type="dxa"/>
+          <w:left w:w="120" w:type="dxa"/>
+          <w:bottom w:w="60" w:type="dxa"/>
+          <w:right w:w="120" w:type="dxa"/>
         </w:tblCellMar>
-        <w:tblLook w:val="04A0" w:firstRow="1" w:lastRow="0" w:firstColumn="1" w:lastColumn="0" w:noHBand="0" w:noVBand="1"/>
       </w:tblPr>
       <w:tblGrid>
         <w:gridCol w:w="1838"/>
@@ -1977,6 +1960,7 @@
     </w:tbl>
     <w:p>
       <w:pPr>
+        <w:spacing w:before="360"/>
         <w:jc w:val="center"/>
         <w:rPr>
           <w:b/>
@@ -2065,22 +2049,8 @@
               <w:t xml:space="preserve">ИП Белавина Ольга Владимировна    </w:t>
             </w:r>
           </w:p>
-          <w:p>
-            <w:pPr>
-              <w:pStyle w:val="Standard"/>
-              <w:rPr>
-                <w:bCs/>
-              </w:rPr>
-            </w:pPr>
-          </w:p>
-          <w:p>
-            <w:pPr>
-              <w:pStyle w:val="Standard"/>
-              <w:rPr>
-                <w:bCs/>
-              </w:rPr>
-            </w:pPr>
-          </w:p>
+          <w:p/>
+          <w:p/>
           <w:p>
             <w:pPr>
               <w:pStyle w:val="Standard"/>
@@ -2167,6 +2137,8 @@
               </w:rPr>
             </w:r>
           </w:p>
+          <w:p/>
+          <w:p/>
           <w:p>
             <w:pPr>
               <w:pStyle w:val="Standard"/>
@@ -2178,8 +2150,6 @@
               <w:rPr>
                 <w:bCs/>
               </w:rPr>
-              <w:br/>
-              <w:br/>
               <w:t>__________________/{client.directorShort}/</w:t>
             </w:r>
             <w:r>
